--- a/public/Metodologi-PKPRB.docx
+++ b/public/Metodologi-PKPRB.docx
@@ -189,7 +189,7 @@
           <w:color w:val="1F1A16"/>
           <w:sz w:val="22"/>
         </w:rPr>
-        <w:t>IABEE dipetakan ke akreditasi Internasional, bukan bonus di atas Unggul. Setuju?</w:t>
+        <w:t>Hanya IABEE General Accreditation (GA) disetarakan dengan Internasional. Provisional Accreditation (PA) bukan akreditasi dan dinilai dari peringkat BAN-PT/LAM. Setuju?</w:t>
       </w:r>
     </w:p>
     <w:p>
@@ -1581,7 +1581,7 @@
           <w:color w:val="1F1A16"/>
           <w:sz w:val="22"/>
         </w:rPr>
-        <w:t>IABEE General atau Provisional → Internasional. Tidak ditumpuk di atas Unggul.</w:t>
+        <w:t>Hanya IABEE General Accreditation (GA) → Internasional, tidak ditumpuk dengan peringkat BAN-PT/LAM. Provisional Accreditation (PA) bukan akreditasi; prodi PA dinilai dari peringkat BAN-PT/LAM.</w:t>
       </w:r>
     </w:p>
     <w:tbl>
@@ -1673,7 +1673,7 @@
                 <w:color w:val="1F1A16"/>
                 <w:sz w:val="18"/>
               </w:rPr>
-              <w:t>Internasional (IABEE)</w:t>
+              <w:t>Internasional (IABEE GA)</w:t>
             </w:r>
           </w:p>
         </w:tc>
